--- a/Project-organisation/Report Integrationstest.docx
+++ b/Project-organisation/Report Integrationstest.docx
@@ -190,7 +190,7 @@
               <w:rPr>
                 <w:rtl w:val="0"/>
               </w:rPr>
-              <w:t xml:space="preserve">Verantwortlicher Report Akzeptanztest</w:t>
+              <w:t xml:space="preserve">Verantwortlicher Report Integrationstest</w:t>
             </w:r>
           </w:p>
         </w:tc>
